--- a/knowledge_source/Windchill GPDM & Windchill NA/Windchill GPDM/Procedure to ensure Production Environment Stability.docx
+++ b/knowledge_source/Windchill GPDM & Windchill NA/Windchill GPDM/Procedure to ensure Production Environment Stability.docx
@@ -3639,6 +3639,7 @@
       <Terms xmlns="http://schemas.microsoft.com/office/infopath/2007/PartnerControls"/>
     </lcf76f155ced4ddcb4097134ff3c332f>
     <TaxCatchAll xmlns="84f23406-1ae4-465c-a962-53264b1fc517" xsi:nil="true"/>
+    <MediaLengthInSeconds xmlns="de233cd9-83bc-44d2-9183-9acc155145f0" xsi:nil="true"/>
   </documentManagement>
 </p:properties>
 </file>
@@ -3863,5 +3864,5 @@
 </file>
 
 <file path=customXml/itemProps3.xml><?xml version="1.0" encoding="utf-8"?>
-<ds:datastoreItem xmlns:ds="http://schemas.openxmlformats.org/officeDocument/2006/customXml" ds:itemID="{E3E69BAC-45EE-462C-ACEA-BF5C8E27A810}"/>
+<ds:datastoreItem xmlns:ds="http://schemas.openxmlformats.org/officeDocument/2006/customXml" ds:itemID="{DC20CE9E-1516-4236-96A5-212A1A5B3846}"/>
 </file>